--- a/scripts/portfolio_template.docx
+++ b/scripts/portfolio_template.docx
@@ -60,11 +60,13 @@
               <w:ind w:leftChars="8" w:left="14"/>
               <w:jc w:val="both"/>
               <w:rPr>
+                <w:rFonts w:ascii="NanumGothic" w:hAnsi="NanumGothic"/>
                 <w:szCs w:val="20"/>
               </w:rPr>
             </w:pPr>
             <w:r>
               <w:rPr>
+                <w:rFonts w:ascii="NanumGothic" w:hAnsi="NanumGothic"/>
                 <w:b/>
                 <w:bCs/>
                 <w:szCs w:val="20"/>
@@ -73,6 +75,7 @@
             </w:r>
             <w:r>
               <w:rPr>
+                <w:rFonts w:ascii="NanumGothic" w:hAnsi="NanumGothic"/>
                 <w:szCs w:val="20"/>
               </w:rPr>
               <w:t xml:space="preserve"> </w:t>
@@ -81,6 +84,7 @@
               <w:r>
                 <w:rPr>
                   <w:rStyle w:val="ab"/>
+                  <w:rFonts w:ascii="NanumGothic" w:hAnsi="NanumGothic"/>
                   <w:szCs w:val="20"/>
                 </w:rPr>
                 <w:t>hyeonseungkang@outlook.com</w:t>
@@ -92,11 +96,13 @@
               <w:ind w:leftChars="8" w:left="14"/>
               <w:jc w:val="both"/>
               <w:rPr>
+                <w:rFonts w:ascii="NanumGothic" w:hAnsi="NanumGothic"/>
                 <w:szCs w:val="20"/>
               </w:rPr>
             </w:pPr>
             <w:r>
               <w:rPr>
+                <w:rFonts w:ascii="NanumGothic" w:hAnsi="NanumGothic"/>
                 <w:b/>
                 <w:bCs/>
                 <w:szCs w:val="20"/>
@@ -105,31 +111,35 @@
             </w:r>
             <w:r>
               <w:rPr>
+                <w:rFonts w:ascii="NanumGothic" w:hAnsi="NanumGothic"/>
                 <w:szCs w:val="20"/>
               </w:rPr>
               <w:t xml:space="preserve"> +8210</w:t>
             </w:r>
             <w:r>
               <w:rPr>
+                <w:rFonts w:ascii="NanumGothic" w:hAnsi="NanumGothic"/>
                 <w:szCs w:val="20"/>
               </w:rPr>
               <w:t>5934</w:t>
             </w:r>
             <w:r>
               <w:rPr>
+                <w:rFonts w:ascii="NanumGothic" w:hAnsi="NanumGothic"/>
                 <w:szCs w:val="20"/>
               </w:rPr>
               <w:t>055</w:t>
             </w:r>
             <w:r>
               <w:rPr>
+                <w:rFonts w:ascii="NanumGothic" w:hAnsi="NanumGothic"/>
                 <w:szCs w:val="20"/>
               </w:rPr>
               <w:t>2</w:t>
             </w:r>
             <w:r>
               <w:rPr>
-                <w:rFonts w:hint="eastAsia"/>
+                <w:rFonts w:ascii="NanumGothic" w:hAnsi="NanumGothic" w:hint="eastAsia"/>
                 <w:szCs w:val="20"/>
               </w:rPr>
               <w:t xml:space="preserve"> </w:t>
@@ -145,6 +155,7 @@
             </w:pPr>
             <w:r>
               <w:rPr>
+                <w:rFonts w:ascii="NanumGothic" w:hAnsi="NanumGothic"/>
                 <w:b/>
                 <w:bCs/>
                 <w:szCs w:val="20"/>
@@ -153,6 +164,7 @@
             </w:r>
             <w:r>
               <w:rPr>
+                <w:rFonts w:ascii="NanumGothic" w:hAnsi="NanumGothic"/>
                 <w:szCs w:val="20"/>
               </w:rPr>
               <w:t xml:space="preserve"> </w:t>
@@ -161,6 +173,7 @@
               <w:r>
                 <w:rPr>
                   <w:rStyle w:val="ab"/>
+                  <w:rFonts w:ascii="NanumGothic" w:hAnsi="NanumGothic"/>
                   <w:szCs w:val="20"/>
                 </w:rPr>
                 <w:t>https://hyeonseungkang.github.io</w:t>
@@ -168,6 +181,7 @@
             </w:hyperlink>
             <w:r>
               <w:rPr>
+                <w:rFonts w:ascii="NanumGothic" w:hAnsi="NanumGothic"/>
                 <w:szCs w:val="20"/>
               </w:rPr>
               <w:t xml:space="preserve"> </w:t>
@@ -180,9 +194,6 @@
     <w:p>
       <w:pPr>
         <w:pStyle w:val="2"/>
-        <w:rPr>
-          <w:rFonts w:hint="eastAsia"/>
-        </w:rPr>
       </w:pPr>
       <w:r>
         <w:rPr>
@@ -203,6 +214,12 @@
           <w:insideH w:val="none" w:sz="0" w:space="0" w:color="auto"/>
           <w:insideV w:val="none" w:sz="0" w:space="0" w:color="auto"/>
         </w:tblBorders>
+        <w:tblCellMar>
+          <w:top w:w="57" w:type="dxa"/>
+          <w:left w:w="57" w:type="dxa"/>
+          <w:bottom w:w="57" w:type="dxa"/>
+          <w:right w:w="57" w:type="dxa"/>
+        </w:tblCellMar>
         <w:tblLook w:val="04A0" w:firstRow="1" w:lastRow="0" w:firstColumn="1" w:lastColumn="0" w:noHBand="0" w:noVBand="1"/>
       </w:tblPr>
       <w:tblGrid>
@@ -217,7 +234,6 @@
           <w:p>
             <w:pPr>
               <w:rPr>
-                <w:rFonts w:hint="eastAsia"/>
                 <w:szCs w:val="18"/>
               </w:rPr>
             </w:pPr>
@@ -337,6 +353,12 @@
           <w:insideH w:val="none" w:sz="0" w:space="0" w:color="auto"/>
           <w:insideV w:val="none" w:sz="0" w:space="0" w:color="auto"/>
         </w:tblBorders>
+        <w:tblCellMar>
+          <w:top w:w="57" w:type="dxa"/>
+          <w:left w:w="57" w:type="dxa"/>
+          <w:bottom w:w="57" w:type="dxa"/>
+          <w:right w:w="57" w:type="dxa"/>
+        </w:tblCellMar>
         <w:tblLook w:val="04A0" w:firstRow="1" w:lastRow="0" w:firstColumn="1" w:lastColumn="0" w:noHBand="0" w:noVBand="1"/>
       </w:tblPr>
       <w:tblGrid>
@@ -371,7 +393,7 @@
           </w:p>
           <w:p>
             <w:pPr>
-              <w:ind w:leftChars="400" w:left="720"/>
+              <w:ind w:leftChars="400" w:left="677"/>
               <w:rPr>
                 <w:color w:val="595959" w:themeColor="text1" w:themeTint="A6"/>
                 <w:szCs w:val="18"/>
@@ -383,14 +405,37 @@
                 <w:color w:val="595959" w:themeColor="text1" w:themeTint="A6"/>
                 <w:szCs w:val="18"/>
               </w:rPr>
-              <w:t>프로젝트1 상세1</w:t>
+              <w:t>프로젝트</w:t>
+            </w:r>
+            <w:r>
+              <w:rPr>
+                <w:rFonts w:hint="eastAsia"/>
+                <w:color w:val="595959" w:themeColor="text1" w:themeTint="A6"/>
+                <w:szCs w:val="18"/>
+              </w:rPr>
+              <w:t xml:space="preserve">1 </w:t>
+            </w:r>
+            <w:r>
+              <w:rPr>
+                <w:rFonts w:hint="eastAsia"/>
+                <w:color w:val="595959" w:themeColor="text1" w:themeTint="A6"/>
+                <w:szCs w:val="18"/>
+              </w:rPr>
+              <w:t>상세</w:t>
+            </w:r>
+            <w:r>
+              <w:rPr>
+                <w:rFonts w:hint="eastAsia"/>
+                <w:color w:val="595959" w:themeColor="text1" w:themeTint="A6"/>
+                <w:szCs w:val="18"/>
+              </w:rPr>
+              <w:t>1</w:t>
             </w:r>
           </w:p>
           <w:p>
             <w:pPr>
-              <w:ind w:leftChars="400" w:left="720"/>
-              <w:rPr>
-                <w:rFonts w:hint="eastAsia"/>
+              <w:ind w:leftChars="400" w:left="677"/>
+              <w:rPr>
                 <w:color w:val="595959" w:themeColor="text1" w:themeTint="A6"/>
                 <w:szCs w:val="18"/>
               </w:rPr>
@@ -401,13 +446,36 @@
                 <w:color w:val="595959" w:themeColor="text1" w:themeTint="A6"/>
                 <w:szCs w:val="18"/>
               </w:rPr>
-              <w:t>프로젝트1 상세2</w:t>
+              <w:t>프로젝트</w:t>
+            </w:r>
+            <w:r>
+              <w:rPr>
+                <w:rFonts w:hint="eastAsia"/>
+                <w:color w:val="595959" w:themeColor="text1" w:themeTint="A6"/>
+                <w:szCs w:val="18"/>
+              </w:rPr>
+              <w:t xml:space="preserve">1 </w:t>
+            </w:r>
+            <w:r>
+              <w:rPr>
+                <w:rFonts w:hint="eastAsia"/>
+                <w:color w:val="595959" w:themeColor="text1" w:themeTint="A6"/>
+                <w:szCs w:val="18"/>
+              </w:rPr>
+              <w:t>상세</w:t>
+            </w:r>
+            <w:r>
+              <w:rPr>
+                <w:rFonts w:hint="eastAsia"/>
+                <w:color w:val="595959" w:themeColor="text1" w:themeTint="A6"/>
+                <w:szCs w:val="18"/>
+              </w:rPr>
+              <w:t>2</w:t>
             </w:r>
           </w:p>
           <w:p>
             <w:pPr>
               <w:rPr>
-                <w:rFonts w:hint="eastAsia"/>
                 <w:color w:val="595959" w:themeColor="text1" w:themeTint="A6"/>
                 <w:szCs w:val="18"/>
               </w:rPr>
@@ -463,7 +531,14 @@
                 <w:rFonts w:hint="eastAsia"/>
                 <w:szCs w:val="18"/>
               </w:rPr>
-              <w:t xml:space="preserve"> 현재</w:t>
+              <w:t xml:space="preserve"> </w:t>
+            </w:r>
+            <w:r>
+              <w:rPr>
+                <w:rFonts w:hint="eastAsia"/>
+                <w:szCs w:val="18"/>
+              </w:rPr>
+              <w:t>현재</w:t>
             </w:r>
           </w:p>
           <w:p>
@@ -479,9 +554,6 @@
     <w:p>
       <w:pPr>
         <w:pStyle w:val="2"/>
-        <w:rPr>
-          <w:rFonts w:hint="eastAsia"/>
-        </w:rPr>
       </w:pPr>
       <w:r>
         <w:rPr>
@@ -502,6 +574,12 @@
           <w:insideH w:val="none" w:sz="0" w:space="0" w:color="auto"/>
           <w:insideV w:val="none" w:sz="0" w:space="0" w:color="auto"/>
         </w:tblBorders>
+        <w:tblCellMar>
+          <w:top w:w="57" w:type="dxa"/>
+          <w:left w:w="57" w:type="dxa"/>
+          <w:bottom w:w="57" w:type="dxa"/>
+          <w:right w:w="57" w:type="dxa"/>
+        </w:tblCellMar>
         <w:tblLook w:val="04A0" w:firstRow="1" w:lastRow="0" w:firstColumn="1" w:lastColumn="0" w:noHBand="0" w:noVBand="1"/>
       </w:tblPr>
       <w:tblGrid>
@@ -536,9 +614,8 @@
           </w:p>
           <w:p>
             <w:pPr>
-              <w:ind w:leftChars="400" w:left="720"/>
-              <w:rPr>
-                <w:rFonts w:hint="eastAsia"/>
+              <w:ind w:leftChars="400" w:left="677"/>
+              <w:rPr>
                 <w:color w:val="595959" w:themeColor="text1" w:themeTint="A6"/>
                 <w:szCs w:val="18"/>
               </w:rPr>
@@ -549,7 +626,23 @@
                 <w:color w:val="595959" w:themeColor="text1" w:themeTint="A6"/>
                 <w:szCs w:val="18"/>
               </w:rPr>
-              <w:t>교육사항1 상세</w:t>
+              <w:t>교육사항</w:t>
+            </w:r>
+            <w:r>
+              <w:rPr>
+                <w:rFonts w:hint="eastAsia"/>
+                <w:color w:val="595959" w:themeColor="text1" w:themeTint="A6"/>
+                <w:szCs w:val="18"/>
+              </w:rPr>
+              <w:t xml:space="preserve">1 </w:t>
+            </w:r>
+            <w:r>
+              <w:rPr>
+                <w:rFonts w:hint="eastAsia"/>
+                <w:color w:val="595959" w:themeColor="text1" w:themeTint="A6"/>
+                <w:szCs w:val="18"/>
+              </w:rPr>
+              <w:t>상세</w:t>
             </w:r>
           </w:p>
         </w:tc>
@@ -598,9 +691,6 @@
       <w:pPr>
         <w:pStyle w:val="2"/>
         <w:ind w:firstLine="0"/>
-        <w:rPr>
-          <w:rFonts w:hint="eastAsia"/>
-        </w:rPr>
       </w:pPr>
     </w:p>
     <w:p>
@@ -626,6 +716,12 @@
           <w:insideH w:val="none" w:sz="0" w:space="0" w:color="auto"/>
           <w:insideV w:val="none" w:sz="0" w:space="0" w:color="auto"/>
         </w:tblBorders>
+        <w:tblCellMar>
+          <w:top w:w="57" w:type="dxa"/>
+          <w:left w:w="57" w:type="dxa"/>
+          <w:bottom w:w="57" w:type="dxa"/>
+          <w:right w:w="57" w:type="dxa"/>
+        </w:tblCellMar>
         <w:tblLook w:val="04A0" w:firstRow="1" w:lastRow="0" w:firstColumn="1" w:lastColumn="0" w:noHBand="0" w:noVBand="1"/>
       </w:tblPr>
       <w:tblGrid>
@@ -640,7 +736,6 @@
           <w:p>
             <w:pPr>
               <w:rPr>
-                <w:rFonts w:hint="eastAsia"/>
                 <w:szCs w:val="18"/>
               </w:rPr>
             </w:pPr>
@@ -649,7 +744,14 @@
                 <w:rFonts w:hint="eastAsia"/>
                 <w:szCs w:val="18"/>
               </w:rPr>
-              <w:t xml:space="preserve">수상1 </w:t>
+              <w:t>수상</w:t>
+            </w:r>
+            <w:r>
+              <w:rPr>
+                <w:rFonts w:hint="eastAsia"/>
+                <w:szCs w:val="18"/>
+              </w:rPr>
+              <w:t xml:space="preserve">1 </w:t>
             </w:r>
             <w:proofErr w:type="spellStart"/>
             <w:r>
@@ -663,7 +765,7 @@
           </w:p>
           <w:p>
             <w:pPr>
-              <w:ind w:leftChars="400" w:left="720"/>
+              <w:ind w:leftChars="400" w:left="677"/>
               <w:rPr>
                 <w:color w:val="595959" w:themeColor="text1" w:themeTint="A6"/>
                 <w:szCs w:val="18"/>
@@ -675,14 +777,61 @@
                 <w:color w:val="595959" w:themeColor="text1" w:themeTint="A6"/>
                 <w:szCs w:val="18"/>
               </w:rPr>
-              <w:t>수상1 수상자 및 수상기관</w:t>
+              <w:t>수상</w:t>
+            </w:r>
+            <w:r>
+              <w:rPr>
+                <w:rFonts w:hint="eastAsia"/>
+                <w:color w:val="595959" w:themeColor="text1" w:themeTint="A6"/>
+                <w:szCs w:val="18"/>
+              </w:rPr>
+              <w:t xml:space="preserve">1 </w:t>
+            </w:r>
+            <w:r>
+              <w:rPr>
+                <w:rFonts w:hint="eastAsia"/>
+                <w:color w:val="595959" w:themeColor="text1" w:themeTint="A6"/>
+                <w:szCs w:val="18"/>
+              </w:rPr>
+              <w:t>수상자</w:t>
+            </w:r>
+            <w:r>
+              <w:rPr>
+                <w:rFonts w:hint="eastAsia"/>
+                <w:color w:val="595959" w:themeColor="text1" w:themeTint="A6"/>
+                <w:szCs w:val="18"/>
+              </w:rPr>
+              <w:t xml:space="preserve"> </w:t>
+            </w:r>
+            <w:r>
+              <w:rPr>
+                <w:rFonts w:hint="eastAsia"/>
+                <w:color w:val="595959" w:themeColor="text1" w:themeTint="A6"/>
+                <w:szCs w:val="18"/>
+              </w:rPr>
+              <w:t>및</w:t>
+            </w:r>
+            <w:r>
+              <w:rPr>
+                <w:rFonts w:hint="eastAsia"/>
+                <w:color w:val="595959" w:themeColor="text1" w:themeTint="A6"/>
+                <w:szCs w:val="18"/>
+              </w:rPr>
+              <w:t xml:space="preserve"> </w:t>
+            </w:r>
+            <w:r>
+              <w:rPr>
+                <w:rFonts w:hint="eastAsia"/>
+                <w:color w:val="595959" w:themeColor="text1" w:themeTint="A6"/>
+                <w:szCs w:val="18"/>
+              </w:rPr>
+              <w:t>수상기관</w:t>
             </w:r>
           </w:p>
           <w:p>
             <w:pPr>
-              <w:ind w:leftChars="400" w:left="720"/>
-              <w:rPr>
-                <w:rFonts w:hint="eastAsia"/>
+              <w:ind w:leftChars="400" w:left="677"/>
+              <w:rPr>
                 <w:color w:val="595959" w:themeColor="text1" w:themeTint="A6"/>
                 <w:szCs w:val="18"/>
               </w:rPr>
@@ -693,7 +842,23 @@
                 <w:color w:val="595959" w:themeColor="text1" w:themeTint="A6"/>
                 <w:szCs w:val="18"/>
               </w:rPr>
-              <w:t>수상1 상세</w:t>
+              <w:t>수상</w:t>
+            </w:r>
+            <w:r>
+              <w:rPr>
+                <w:rFonts w:hint="eastAsia"/>
+                <w:color w:val="595959" w:themeColor="text1" w:themeTint="A6"/>
+                <w:szCs w:val="18"/>
+              </w:rPr>
+              <w:t xml:space="preserve">1 </w:t>
+            </w:r>
+            <w:r>
+              <w:rPr>
+                <w:rFonts w:hint="eastAsia"/>
+                <w:color w:val="595959" w:themeColor="text1" w:themeTint="A6"/>
+                <w:szCs w:val="18"/>
+              </w:rPr>
+              <w:t>상세</w:t>
             </w:r>
           </w:p>
         </w:tc>
@@ -725,19 +890,10 @@
         </w:tc>
       </w:tr>
     </w:tbl>
-    <w:p>
-      <w:pPr>
-        <w:rPr>
-          <w:rFonts w:hint="eastAsia"/>
-        </w:rPr>
-      </w:pPr>
-    </w:p>
+    <w:p/>
     <w:p>
       <w:pPr>
         <w:pStyle w:val="2"/>
-        <w:rPr>
-          <w:rFonts w:hint="eastAsia"/>
-        </w:rPr>
       </w:pPr>
       <w:r>
         <w:rPr>
@@ -758,6 +914,12 @@
           <w:insideH w:val="none" w:sz="0" w:space="0" w:color="auto"/>
           <w:insideV w:val="none" w:sz="0" w:space="0" w:color="auto"/>
         </w:tblBorders>
+        <w:tblCellMar>
+          <w:top w:w="57" w:type="dxa"/>
+          <w:left w:w="57" w:type="dxa"/>
+          <w:bottom w:w="57" w:type="dxa"/>
+          <w:right w:w="57" w:type="dxa"/>
+        </w:tblCellMar>
         <w:tblLook w:val="04A0" w:firstRow="1" w:lastRow="0" w:firstColumn="1" w:lastColumn="0" w:noHBand="0" w:noVBand="1"/>
       </w:tblPr>
       <w:tblGrid>
@@ -772,7 +934,6 @@
           <w:p>
             <w:pPr>
               <w:rPr>
-                <w:rFonts w:hint="eastAsia"/>
                 <w:szCs w:val="18"/>
               </w:rPr>
             </w:pPr>
@@ -781,7 +942,14 @@
                 <w:rFonts w:hint="eastAsia"/>
                 <w:szCs w:val="18"/>
               </w:rPr>
-              <w:t xml:space="preserve">장학1 </w:t>
+              <w:t>장학</w:t>
+            </w:r>
+            <w:r>
+              <w:rPr>
+                <w:rFonts w:hint="eastAsia"/>
+                <w:szCs w:val="18"/>
+              </w:rPr>
+              <w:t xml:space="preserve">1 </w:t>
             </w:r>
             <w:proofErr w:type="spellStart"/>
             <w:r>
@@ -835,7 +1003,6 @@
           <w:p>
             <w:pPr>
               <w:rPr>
-                <w:rFonts w:hint="eastAsia"/>
                 <w:szCs w:val="18"/>
               </w:rPr>
             </w:pPr>
@@ -844,7 +1011,14 @@
                 <w:rFonts w:hint="eastAsia"/>
                 <w:szCs w:val="18"/>
               </w:rPr>
-              <w:t xml:space="preserve">장학2 </w:t>
+              <w:t>장학</w:t>
+            </w:r>
+            <w:r>
+              <w:rPr>
+                <w:rFonts w:hint="eastAsia"/>
+                <w:szCs w:val="18"/>
+              </w:rPr>
+              <w:t xml:space="preserve">2 </w:t>
             </w:r>
             <w:proofErr w:type="spellStart"/>
             <w:r>
@@ -864,7 +1038,6 @@
           <w:p>
             <w:pPr>
               <w:rPr>
-                <w:rFonts w:hint="eastAsia"/>
                 <w:szCs w:val="18"/>
               </w:rPr>
             </w:pPr>
@@ -1386,7 +1559,7 @@
   <w:style w:type="paragraph" w:default="1" w:styleId="a">
     <w:name w:val="Normal"/>
     <w:qFormat/>
-    <w:rsid w:val="005057FC"/>
+    <w:rsid w:val="006373C6"/>
     <w:pPr>
       <w:widowControl w:val="0"/>
       <w:wordWrap w:val="0"/>
@@ -1395,6 +1568,7 @@
       <w:spacing w:line="288" w:lineRule="auto"/>
     </w:pPr>
     <w:rPr>
+      <w:rFonts w:eastAsia="NanumGothic"/>
       <w:sz w:val="18"/>
     </w:rPr>
   </w:style>

--- a/scripts/portfolio_template.docx
+++ b/scripts/portfolio_template.docx
@@ -57,6 +57,7 @@
           </w:tcPr>
           <w:p>
             <w:pPr>
+              <w:spacing w:line="336" w:lineRule="auto"/>
               <w:ind w:leftChars="8" w:left="14"/>
               <w:jc w:val="both"/>
               <w:rPr>
@@ -93,6 +94,7 @@
           </w:p>
           <w:p>
             <w:pPr>
+              <w:spacing w:line="336" w:lineRule="auto"/>
               <w:ind w:leftChars="8" w:left="14"/>
               <w:jc w:val="both"/>
               <w:rPr>
@@ -147,6 +149,7 @@
           </w:p>
           <w:p>
             <w:pPr>
+              <w:spacing w:line="336" w:lineRule="auto"/>
               <w:ind w:leftChars="8" w:left="14"/>
               <w:jc w:val="both"/>
               <w:rPr>

--- a/scripts/portfolio_template.docx
+++ b/scripts/portfolio_template.docx
@@ -57,17 +57,17 @@
           </w:tcPr>
           <w:p>
             <w:pPr>
-              <w:spacing w:line="336" w:lineRule="auto"/>
+              <w:spacing w:line="360" w:lineRule="auto"/>
               <w:ind w:leftChars="8" w:left="14"/>
               <w:jc w:val="both"/>
               <w:rPr>
-                <w:rFonts w:ascii="NanumGothic" w:hAnsi="NanumGothic"/>
+                <w:rFonts w:ascii="나눔고딕" w:hAnsi="나눔고딕"/>
                 <w:szCs w:val="20"/>
               </w:rPr>
             </w:pPr>
             <w:r>
               <w:rPr>
-                <w:rFonts w:ascii="NanumGothic" w:hAnsi="NanumGothic"/>
+                <w:rFonts w:ascii="나눔고딕" w:hAnsi="나눔고딕"/>
                 <w:b/>
                 <w:bCs/>
                 <w:szCs w:val="20"/>
@@ -76,7 +76,7 @@
             </w:r>
             <w:r>
               <w:rPr>
-                <w:rFonts w:ascii="NanumGothic" w:hAnsi="NanumGothic"/>
+                <w:rFonts w:ascii="나눔고딕" w:hAnsi="나눔고딕"/>
                 <w:szCs w:val="20"/>
               </w:rPr>
               <w:t xml:space="preserve"> </w:t>
@@ -85,7 +85,7 @@
               <w:r>
                 <w:rPr>
                   <w:rStyle w:val="ab"/>
-                  <w:rFonts w:ascii="NanumGothic" w:hAnsi="NanumGothic"/>
+                  <w:rFonts w:ascii="나눔고딕" w:hAnsi="나눔고딕"/>
                   <w:szCs w:val="20"/>
                 </w:rPr>
                 <w:t>hyeonseungkang@outlook.com</w:t>
@@ -94,80 +94,80 @@
           </w:p>
           <w:p>
             <w:pPr>
+              <w:spacing w:line="360" w:lineRule="auto"/>
+              <w:ind w:leftChars="8" w:left="14"/>
+              <w:jc w:val="both"/>
+              <w:rPr>
+                <w:rFonts w:ascii="나눔고딕" w:hAnsi="나눔고딕"/>
+                <w:szCs w:val="20"/>
+              </w:rPr>
+            </w:pPr>
+            <w:r>
+              <w:rPr>
+                <w:rFonts w:ascii="나눔고딕" w:hAnsi="나눔고딕"/>
+                <w:b/>
+                <w:bCs/>
+                <w:szCs w:val="20"/>
+              </w:rPr>
+              <w:t>Mobile:</w:t>
+            </w:r>
+            <w:r>
+              <w:rPr>
+                <w:rFonts w:ascii="나눔고딕" w:hAnsi="나눔고딕"/>
+                <w:szCs w:val="20"/>
+              </w:rPr>
+              <w:t xml:space="preserve"> +8210</w:t>
+            </w:r>
+            <w:r>
+              <w:rPr>
+                <w:rFonts w:ascii="나눔고딕" w:hAnsi="나눔고딕"/>
+                <w:szCs w:val="20"/>
+              </w:rPr>
+              <w:t>5934</w:t>
+            </w:r>
+            <w:r>
+              <w:rPr>
+                <w:rFonts w:ascii="나눔고딕" w:hAnsi="나눔고딕"/>
+                <w:szCs w:val="20"/>
+              </w:rPr>
+              <w:t>055</w:t>
+            </w:r>
+            <w:r>
+              <w:rPr>
+                <w:rFonts w:ascii="나눔고딕" w:hAnsi="나눔고딕"/>
+                <w:szCs w:val="20"/>
+              </w:rPr>
+              <w:t>2</w:t>
+            </w:r>
+            <w:r>
+              <w:rPr>
+                <w:rFonts w:ascii="나눔고딕" w:hAnsi="나눔고딕" w:hint="eastAsia"/>
+                <w:szCs w:val="20"/>
+              </w:rPr>
+              <w:t xml:space="preserve"> </w:t>
+            </w:r>
+          </w:p>
+          <w:p>
+            <w:pPr>
               <w:spacing w:line="336" w:lineRule="auto"/>
               <w:ind w:leftChars="8" w:left="14"/>
               <w:jc w:val="both"/>
               <w:rPr>
-                <w:rFonts w:ascii="NanumGothic" w:hAnsi="NanumGothic"/>
                 <w:szCs w:val="20"/>
               </w:rPr>
             </w:pPr>
             <w:r>
               <w:rPr>
-                <w:rFonts w:ascii="NanumGothic" w:hAnsi="NanumGothic"/>
+                <w:rFonts w:ascii="나눔고딕" w:hAnsi="나눔고딕"/>
                 <w:b/>
                 <w:bCs/>
                 <w:szCs w:val="20"/>
               </w:rPr>
-              <w:t>Mobile:</w:t>
-            </w:r>
-            <w:r>
-              <w:rPr>
-                <w:rFonts w:ascii="NanumGothic" w:hAnsi="NanumGothic"/>
-                <w:szCs w:val="20"/>
-              </w:rPr>
-              <w:t xml:space="preserve"> +8210</w:t>
-            </w:r>
-            <w:r>
-              <w:rPr>
-                <w:rFonts w:ascii="NanumGothic" w:hAnsi="NanumGothic"/>
-                <w:szCs w:val="20"/>
-              </w:rPr>
-              <w:t>5934</w:t>
-            </w:r>
-            <w:r>
-              <w:rPr>
-                <w:rFonts w:ascii="NanumGothic" w:hAnsi="NanumGothic"/>
-                <w:szCs w:val="20"/>
-              </w:rPr>
-              <w:t>055</w:t>
-            </w:r>
-            <w:r>
-              <w:rPr>
-                <w:rFonts w:ascii="NanumGothic" w:hAnsi="NanumGothic"/>
-                <w:szCs w:val="20"/>
-              </w:rPr>
-              <w:t>2</w:t>
-            </w:r>
-            <w:r>
-              <w:rPr>
-                <w:rFonts w:ascii="NanumGothic" w:hAnsi="NanumGothic" w:hint="eastAsia"/>
-                <w:szCs w:val="20"/>
-              </w:rPr>
-              <w:t xml:space="preserve"> </w:t>
-            </w:r>
-          </w:p>
-          <w:p>
-            <w:pPr>
-              <w:spacing w:line="336" w:lineRule="auto"/>
-              <w:ind w:leftChars="8" w:left="14"/>
-              <w:jc w:val="both"/>
-              <w:rPr>
-                <w:szCs w:val="20"/>
-              </w:rPr>
-            </w:pPr>
-            <w:r>
-              <w:rPr>
-                <w:rFonts w:ascii="NanumGothic" w:hAnsi="NanumGothic"/>
-                <w:b/>
-                <w:bCs/>
-                <w:szCs w:val="20"/>
-              </w:rPr>
               <w:t>Portfolio:</w:t>
             </w:r>
             <w:r>
               <w:rPr>
-                <w:rFonts w:ascii="NanumGothic" w:hAnsi="NanumGothic"/>
+                <w:rFonts w:ascii="나눔고딕" w:hAnsi="나눔고딕"/>
                 <w:szCs w:val="20"/>
               </w:rPr>
               <w:t xml:space="preserve"> </w:t>
@@ -176,7 +176,7 @@
               <w:r>
                 <w:rPr>
                   <w:rStyle w:val="ab"/>
-                  <w:rFonts w:ascii="NanumGothic" w:hAnsi="NanumGothic"/>
+                  <w:rFonts w:ascii="나눔고딕" w:hAnsi="나눔고딕"/>
                   <w:szCs w:val="20"/>
                 </w:rPr>
                 <w:t>https://hyeonseungkang.github.io</w:t>
@@ -184,7 +184,7 @@
             </w:hyperlink>
             <w:r>
               <w:rPr>
-                <w:rFonts w:ascii="NanumGothic" w:hAnsi="NanumGothic"/>
+                <w:rFonts w:ascii="나눔고딕" w:hAnsi="나눔고딕"/>
                 <w:szCs w:val="20"/>
               </w:rPr>
               <w:t xml:space="preserve"> </w:t>
@@ -237,12 +237,13 @@
           <w:p>
             <w:pPr>
               <w:rPr>
-                <w:szCs w:val="18"/>
-              </w:rPr>
-            </w:pPr>
-            <w:r>
-              <w:rPr>
-                <w:rFonts w:hint="eastAsia"/>
+                <w:rFonts w:ascii="나눔고딕" w:hAnsi="나눔고딕"/>
+                <w:szCs w:val="18"/>
+              </w:rPr>
+            </w:pPr>
+            <w:r>
+              <w:rPr>
+                <w:rFonts w:ascii="나눔고딕" w:hAnsi="나눔고딕" w:hint="eastAsia"/>
                 <w:szCs w:val="18"/>
               </w:rPr>
               <w:t>학력내용</w:t>
@@ -256,74 +257,76 @@
           <w:p>
             <w:pPr>
               <w:rPr>
-                <w:szCs w:val="18"/>
-              </w:rPr>
-            </w:pPr>
-            <w:r>
-              <w:rPr>
-                <w:rFonts w:hint="eastAsia"/>
+                <w:rFonts w:ascii="나눔고딕" w:hAnsi="나눔고딕"/>
+                <w:szCs w:val="18"/>
+              </w:rPr>
+            </w:pPr>
+            <w:r>
+              <w:rPr>
+                <w:rFonts w:ascii="나눔고딕" w:hAnsi="나눔고딕" w:hint="eastAsia"/>
                 <w:szCs w:val="18"/>
               </w:rPr>
               <w:t>0000</w:t>
             </w:r>
             <w:r>
               <w:rPr>
-                <w:rFonts w:hint="eastAsia"/>
+                <w:rFonts w:ascii="나눔고딕" w:hAnsi="나눔고딕" w:hint="eastAsia"/>
                 <w:szCs w:val="18"/>
               </w:rPr>
               <w:t xml:space="preserve">. </w:t>
             </w:r>
             <w:r>
               <w:rPr>
-                <w:rFonts w:hint="eastAsia"/>
+                <w:rFonts w:ascii="나눔고딕" w:hAnsi="나눔고딕" w:hint="eastAsia"/>
                 <w:szCs w:val="18"/>
               </w:rPr>
               <w:t>0</w:t>
             </w:r>
             <w:r>
               <w:rPr>
-                <w:rFonts w:hint="eastAsia"/>
+                <w:rFonts w:ascii="나눔고딕" w:hAnsi="나눔고딕" w:hint="eastAsia"/>
                 <w:szCs w:val="18"/>
               </w:rPr>
               <w:t xml:space="preserve">. </w:t>
             </w:r>
             <w:r>
               <w:rPr>
+                <w:rFonts w:ascii="나눔고딕" w:hAnsi="나눔고딕"/>
                 <w:szCs w:val="18"/>
               </w:rPr>
               <w:t>–</w:t>
             </w:r>
             <w:r>
               <w:rPr>
-                <w:rFonts w:hint="eastAsia"/>
+                <w:rFonts w:ascii="나눔고딕" w:hAnsi="나눔고딕" w:hint="eastAsia"/>
                 <w:szCs w:val="18"/>
               </w:rPr>
               <w:t xml:space="preserve"> </w:t>
             </w:r>
             <w:r>
               <w:rPr>
-                <w:rFonts w:hint="eastAsia"/>
+                <w:rFonts w:ascii="나눔고딕" w:hAnsi="나눔고딕" w:hint="eastAsia"/>
                 <w:szCs w:val="18"/>
               </w:rPr>
               <w:t>0000</w:t>
             </w:r>
             <w:r>
               <w:rPr>
-                <w:rFonts w:hint="eastAsia"/>
+                <w:rFonts w:ascii="나눔고딕" w:hAnsi="나눔고딕" w:hint="eastAsia"/>
                 <w:szCs w:val="18"/>
               </w:rPr>
               <w:t xml:space="preserve">. </w:t>
             </w:r>
             <w:r>
               <w:rPr>
-                <w:rFonts w:hint="eastAsia"/>
+                <w:rFonts w:ascii="나눔고딕" w:hAnsi="나눔고딕" w:hint="eastAsia"/>
                 <w:szCs w:val="18"/>
               </w:rPr>
               <w:t>0</w:t>
             </w:r>
             <w:r>
               <w:rPr>
-                <w:rFonts w:hint="eastAsia"/>
+                <w:rFonts w:ascii="나눔고딕" w:hAnsi="나눔고딕" w:hint="eastAsia"/>
                 <w:szCs w:val="18"/>
               </w:rPr>
               <w:t xml:space="preserve">. </w:t>
@@ -376,19 +379,20 @@
           <w:p>
             <w:pPr>
               <w:rPr>
-                <w:szCs w:val="18"/>
-              </w:rPr>
-            </w:pPr>
-            <w:r>
-              <w:rPr>
-                <w:rFonts w:hint="eastAsia"/>
+                <w:rFonts w:ascii="나눔고딕" w:hAnsi="나눔고딕"/>
+                <w:szCs w:val="18"/>
+              </w:rPr>
+            </w:pPr>
+            <w:r>
+              <w:rPr>
+                <w:rFonts w:ascii="나눔고딕" w:hAnsi="나눔고딕" w:hint="eastAsia"/>
                 <w:szCs w:val="18"/>
               </w:rPr>
               <w:t>프로젝트</w:t>
             </w:r>
             <w:r>
               <w:rPr>
-                <w:rFonts w:hint="eastAsia"/>
+                <w:rFonts w:ascii="나눔고딕" w:hAnsi="나눔고딕" w:hint="eastAsia"/>
                 <w:szCs w:val="18"/>
               </w:rPr>
               <w:t>1</w:t>
@@ -398,87 +402,42 @@
             <w:pPr>
               <w:ind w:leftChars="400" w:left="677"/>
               <w:rPr>
+                <w:rFonts w:ascii="나눔고딕" w:hAnsi="나눔고딕"/>
                 <w:color w:val="595959" w:themeColor="text1" w:themeTint="A6"/>
                 <w:szCs w:val="18"/>
               </w:rPr>
             </w:pPr>
             <w:r>
               <w:rPr>
-                <w:rFonts w:hint="eastAsia"/>
+                <w:rFonts w:ascii="나눔고딕" w:hAnsi="나눔고딕" w:hint="eastAsia"/>
                 <w:color w:val="595959" w:themeColor="text1" w:themeTint="A6"/>
                 <w:szCs w:val="18"/>
               </w:rPr>
-              <w:t>프로젝트</w:t>
-            </w:r>
-            <w:r>
-              <w:rPr>
-                <w:rFonts w:hint="eastAsia"/>
+              <w:t>프로젝트1 상세1</w:t>
+            </w:r>
+          </w:p>
+          <w:p>
+            <w:pPr>
+              <w:ind w:leftChars="400" w:left="677"/>
+              <w:rPr>
+                <w:rFonts w:ascii="나눔고딕" w:hAnsi="나눔고딕"/>
                 <w:color w:val="595959" w:themeColor="text1" w:themeTint="A6"/>
                 <w:szCs w:val="18"/>
               </w:rPr>
-              <w:t xml:space="preserve">1 </w:t>
-            </w:r>
-            <w:r>
-              <w:rPr>
-                <w:rFonts w:hint="eastAsia"/>
+            </w:pPr>
+            <w:r>
+              <w:rPr>
+                <w:rFonts w:ascii="나눔고딕" w:hAnsi="나눔고딕" w:hint="eastAsia"/>
                 <w:color w:val="595959" w:themeColor="text1" w:themeTint="A6"/>
                 <w:szCs w:val="18"/>
               </w:rPr>
-              <w:t>상세</w:t>
-            </w:r>
-            <w:r>
-              <w:rPr>
-                <w:rFonts w:hint="eastAsia"/>
-                <w:color w:val="595959" w:themeColor="text1" w:themeTint="A6"/>
-                <w:szCs w:val="18"/>
-              </w:rPr>
-              <w:t>1</w:t>
-            </w:r>
-          </w:p>
-          <w:p>
-            <w:pPr>
-              <w:ind w:leftChars="400" w:left="677"/>
-              <w:rPr>
-                <w:color w:val="595959" w:themeColor="text1" w:themeTint="A6"/>
-                <w:szCs w:val="18"/>
-              </w:rPr>
-            </w:pPr>
-            <w:r>
-              <w:rPr>
-                <w:rFonts w:hint="eastAsia"/>
-                <w:color w:val="595959" w:themeColor="text1" w:themeTint="A6"/>
-                <w:szCs w:val="18"/>
-              </w:rPr>
-              <w:t>프로젝트</w:t>
-            </w:r>
-            <w:r>
-              <w:rPr>
-                <w:rFonts w:hint="eastAsia"/>
-                <w:color w:val="595959" w:themeColor="text1" w:themeTint="A6"/>
-                <w:szCs w:val="18"/>
-              </w:rPr>
-              <w:t xml:space="preserve">1 </w:t>
-            </w:r>
-            <w:r>
-              <w:rPr>
-                <w:rFonts w:hint="eastAsia"/>
-                <w:color w:val="595959" w:themeColor="text1" w:themeTint="A6"/>
-                <w:szCs w:val="18"/>
-              </w:rPr>
-              <w:t>상세</w:t>
-            </w:r>
-            <w:r>
-              <w:rPr>
-                <w:rFonts w:hint="eastAsia"/>
-                <w:color w:val="595959" w:themeColor="text1" w:themeTint="A6"/>
-                <w:szCs w:val="18"/>
-              </w:rPr>
-              <w:t>2</w:t>
-            </w:r>
-          </w:p>
-          <w:p>
-            <w:pPr>
-              <w:rPr>
+              <w:t>프로젝트1 상세2</w:t>
+            </w:r>
+          </w:p>
+          <w:p>
+            <w:pPr>
+              <w:rPr>
+                <w:rFonts w:ascii="나눔고딕" w:hAnsi="나눔고딕"/>
                 <w:color w:val="595959" w:themeColor="text1" w:themeTint="A6"/>
                 <w:szCs w:val="18"/>
               </w:rPr>
@@ -492,61 +451,57 @@
           <w:p>
             <w:pPr>
               <w:rPr>
-                <w:szCs w:val="18"/>
-              </w:rPr>
-            </w:pPr>
-            <w:r>
-              <w:rPr>
-                <w:rFonts w:hint="eastAsia"/>
+                <w:rFonts w:ascii="나눔고딕" w:hAnsi="나눔고딕"/>
+                <w:szCs w:val="18"/>
+              </w:rPr>
+            </w:pPr>
+            <w:r>
+              <w:rPr>
+                <w:rFonts w:ascii="나눔고딕" w:hAnsi="나눔고딕" w:hint="eastAsia"/>
                 <w:szCs w:val="18"/>
               </w:rPr>
               <w:t>0000</w:t>
             </w:r>
             <w:r>
               <w:rPr>
-                <w:rFonts w:hint="eastAsia"/>
+                <w:rFonts w:ascii="나눔고딕" w:hAnsi="나눔고딕" w:hint="eastAsia"/>
                 <w:szCs w:val="18"/>
               </w:rPr>
               <w:t xml:space="preserve">. </w:t>
             </w:r>
             <w:r>
               <w:rPr>
-                <w:rFonts w:hint="eastAsia"/>
+                <w:rFonts w:ascii="나눔고딕" w:hAnsi="나눔고딕" w:hint="eastAsia"/>
                 <w:szCs w:val="18"/>
               </w:rPr>
               <w:t>0</w:t>
             </w:r>
             <w:r>
               <w:rPr>
-                <w:rFonts w:hint="eastAsia"/>
+                <w:rFonts w:ascii="나눔고딕" w:hAnsi="나눔고딕" w:hint="eastAsia"/>
                 <w:szCs w:val="18"/>
               </w:rPr>
               <w:t xml:space="preserve">. </w:t>
             </w:r>
             <w:r>
               <w:rPr>
+                <w:rFonts w:ascii="나눔고딕" w:hAnsi="나눔고딕"/>
                 <w:szCs w:val="18"/>
               </w:rPr>
               <w:t>–</w:t>
             </w:r>
             <w:r>
               <w:rPr>
-                <w:rFonts w:hint="eastAsia"/>
-                <w:szCs w:val="18"/>
-              </w:rPr>
-              <w:t xml:space="preserve"> </w:t>
-            </w:r>
-            <w:r>
-              <w:rPr>
-                <w:rFonts w:hint="eastAsia"/>
-                <w:szCs w:val="18"/>
-              </w:rPr>
-              <w:t>현재</w:t>
-            </w:r>
-          </w:p>
-          <w:p>
-            <w:pPr>
-              <w:rPr>
+                <w:rFonts w:ascii="나눔고딕" w:hAnsi="나눔고딕" w:hint="eastAsia"/>
+                <w:szCs w:val="18"/>
+              </w:rPr>
+              <w:t xml:space="preserve"> 현재</w:t>
+            </w:r>
+          </w:p>
+          <w:p>
+            <w:pPr>
+              <w:rPr>
+                <w:rFonts w:ascii="나눔고딕" w:hAnsi="나눔고딕"/>
                 <w:szCs w:val="18"/>
               </w:rPr>
             </w:pPr>
@@ -597,55 +552,34 @@
           <w:p>
             <w:pPr>
               <w:rPr>
-                <w:szCs w:val="18"/>
-              </w:rPr>
-            </w:pPr>
-            <w:r>
-              <w:rPr>
-                <w:rFonts w:hint="eastAsia"/>
-                <w:szCs w:val="18"/>
-              </w:rPr>
-              <w:t>교육사항</w:t>
-            </w:r>
-            <w:r>
-              <w:rPr>
-                <w:rFonts w:hint="eastAsia"/>
-                <w:szCs w:val="18"/>
-              </w:rPr>
-              <w:t>1</w:t>
+                <w:rFonts w:ascii="나눔고딕" w:hAnsi="나눔고딕"/>
+                <w:szCs w:val="18"/>
+              </w:rPr>
+            </w:pPr>
+            <w:r>
+              <w:rPr>
+                <w:rFonts w:ascii="나눔고딕" w:hAnsi="나눔고딕" w:hint="eastAsia"/>
+                <w:szCs w:val="18"/>
+              </w:rPr>
+              <w:t>교육사항1</w:t>
             </w:r>
           </w:p>
           <w:p>
             <w:pPr>
               <w:ind w:leftChars="400" w:left="677"/>
               <w:rPr>
+                <w:rFonts w:ascii="나눔고딕" w:hAnsi="나눔고딕"/>
                 <w:color w:val="595959" w:themeColor="text1" w:themeTint="A6"/>
                 <w:szCs w:val="18"/>
               </w:rPr>
             </w:pPr>
             <w:r>
               <w:rPr>
-                <w:rFonts w:hint="eastAsia"/>
+                <w:rFonts w:ascii="나눔고딕" w:hAnsi="나눔고딕" w:hint="eastAsia"/>
                 <w:color w:val="595959" w:themeColor="text1" w:themeTint="A6"/>
                 <w:szCs w:val="18"/>
               </w:rPr>
-              <w:t>교육사항</w:t>
-            </w:r>
-            <w:r>
-              <w:rPr>
-                <w:rFonts w:hint="eastAsia"/>
-                <w:color w:val="595959" w:themeColor="text1" w:themeTint="A6"/>
-                <w:szCs w:val="18"/>
-              </w:rPr>
-              <w:t xml:space="preserve">1 </w:t>
-            </w:r>
-            <w:r>
-              <w:rPr>
-                <w:rFonts w:hint="eastAsia"/>
-                <w:color w:val="595959" w:themeColor="text1" w:themeTint="A6"/>
-                <w:szCs w:val="18"/>
-              </w:rPr>
-              <w:t>상세</w:t>
+              <w:t>교육사항1 상세</w:t>
             </w:r>
           </w:p>
         </w:tc>
@@ -656,25 +590,27 @@
           <w:p>
             <w:pPr>
               <w:rPr>
-                <w:szCs w:val="18"/>
-              </w:rPr>
-            </w:pPr>
-            <w:r>
-              <w:rPr>
-                <w:rFonts w:hint="eastAsia"/>
+                <w:rFonts w:ascii="나눔고딕" w:hAnsi="나눔고딕"/>
+                <w:szCs w:val="18"/>
+              </w:rPr>
+            </w:pPr>
+            <w:r>
+              <w:rPr>
+                <w:rFonts w:ascii="나눔고딕" w:hAnsi="나눔고딕" w:hint="eastAsia"/>
                 <w:szCs w:val="18"/>
               </w:rPr>
               <w:t xml:space="preserve">0000. 0. </w:t>
             </w:r>
             <w:r>
               <w:rPr>
+                <w:rFonts w:ascii="나눔고딕" w:hAnsi="나눔고딕"/>
                 <w:szCs w:val="18"/>
               </w:rPr>
               <w:t>–</w:t>
             </w:r>
             <w:r>
               <w:rPr>
-                <w:rFonts w:hint="eastAsia"/>
+                <w:rFonts w:ascii="나눔고딕" w:hAnsi="나눔고딕" w:hint="eastAsia"/>
                 <w:szCs w:val="18"/>
               </w:rPr>
               <w:t xml:space="preserve"> 0000. 0.</w:t>
@@ -683,6 +619,7 @@
           <w:p>
             <w:pPr>
               <w:rPr>
+                <w:rFonts w:ascii="나눔고딕" w:hAnsi="나눔고딕"/>
                 <w:szCs w:val="18"/>
               </w:rPr>
             </w:pPr>
@@ -739,27 +676,21 @@
           <w:p>
             <w:pPr>
               <w:rPr>
-                <w:szCs w:val="18"/>
-              </w:rPr>
-            </w:pPr>
-            <w:r>
-              <w:rPr>
-                <w:rFonts w:hint="eastAsia"/>
-                <w:szCs w:val="18"/>
-              </w:rPr>
-              <w:t>수상</w:t>
-            </w:r>
-            <w:r>
-              <w:rPr>
-                <w:rFonts w:hint="eastAsia"/>
-                <w:szCs w:val="18"/>
-              </w:rPr>
-              <w:t xml:space="preserve">1 </w:t>
+                <w:rFonts w:ascii="나눔고딕" w:hAnsi="나눔고딕"/>
+                <w:szCs w:val="18"/>
+              </w:rPr>
+            </w:pPr>
+            <w:r>
+              <w:rPr>
+                <w:rFonts w:ascii="나눔고딕" w:hAnsi="나눔고딕" w:hint="eastAsia"/>
+                <w:szCs w:val="18"/>
+              </w:rPr>
+              <w:t xml:space="preserve">수상1 </w:t>
             </w:r>
             <w:proofErr w:type="spellStart"/>
             <w:r>
               <w:rPr>
-                <w:rFonts w:hint="eastAsia"/>
+                <w:rFonts w:ascii="나눔고딕" w:hAnsi="나눔고딕" w:hint="eastAsia"/>
                 <w:szCs w:val="18"/>
               </w:rPr>
               <w:t>수상명</w:t>
@@ -770,98 +701,36 @@
             <w:pPr>
               <w:ind w:leftChars="400" w:left="677"/>
               <w:rPr>
+                <w:rFonts w:ascii="나눔고딕" w:hAnsi="나눔고딕"/>
                 <w:color w:val="595959" w:themeColor="text1" w:themeTint="A6"/>
                 <w:szCs w:val="18"/>
               </w:rPr>
             </w:pPr>
             <w:r>
               <w:rPr>
-                <w:rFonts w:hint="eastAsia"/>
+                <w:rFonts w:ascii="나눔고딕" w:hAnsi="나눔고딕" w:hint="eastAsia"/>
                 <w:color w:val="595959" w:themeColor="text1" w:themeTint="A6"/>
                 <w:szCs w:val="18"/>
               </w:rPr>
-              <w:t>수상</w:t>
-            </w:r>
-            <w:r>
-              <w:rPr>
-                <w:rFonts w:hint="eastAsia"/>
+              <w:t>수상1 수상자 및 수상기관</w:t>
+            </w:r>
+          </w:p>
+          <w:p>
+            <w:pPr>
+              <w:ind w:leftChars="400" w:left="677"/>
+              <w:rPr>
+                <w:rFonts w:ascii="나눔고딕" w:hAnsi="나눔고딕"/>
                 <w:color w:val="595959" w:themeColor="text1" w:themeTint="A6"/>
                 <w:szCs w:val="18"/>
               </w:rPr>
-              <w:t xml:space="preserve">1 </w:t>
-            </w:r>
-            <w:r>
-              <w:rPr>
-                <w:rFonts w:hint="eastAsia"/>
+            </w:pPr>
+            <w:r>
+              <w:rPr>
+                <w:rFonts w:ascii="나눔고딕" w:hAnsi="나눔고딕" w:hint="eastAsia"/>
                 <w:color w:val="595959" w:themeColor="text1" w:themeTint="A6"/>
                 <w:szCs w:val="18"/>
               </w:rPr>
-              <w:t>수상자</w:t>
-            </w:r>
-            <w:r>
-              <w:rPr>
-                <w:rFonts w:hint="eastAsia"/>
-                <w:color w:val="595959" w:themeColor="text1" w:themeTint="A6"/>
-                <w:szCs w:val="18"/>
-              </w:rPr>
-              <w:t xml:space="preserve"> </w:t>
-            </w:r>
-            <w:r>
-              <w:rPr>
-                <w:rFonts w:hint="eastAsia"/>
-                <w:color w:val="595959" w:themeColor="text1" w:themeTint="A6"/>
-                <w:szCs w:val="18"/>
-              </w:rPr>
-              <w:t>및</w:t>
-            </w:r>
-            <w:r>
-              <w:rPr>
-                <w:rFonts w:hint="eastAsia"/>
-                <w:color w:val="595959" w:themeColor="text1" w:themeTint="A6"/>
-                <w:szCs w:val="18"/>
-              </w:rPr>
-              <w:t xml:space="preserve"> </w:t>
-            </w:r>
-            <w:r>
-              <w:rPr>
-                <w:rFonts w:hint="eastAsia"/>
-                <w:color w:val="595959" w:themeColor="text1" w:themeTint="A6"/>
-                <w:szCs w:val="18"/>
-              </w:rPr>
-              <w:t>수상기관</w:t>
-            </w:r>
-          </w:p>
-          <w:p>
-            <w:pPr>
-              <w:ind w:leftChars="400" w:left="677"/>
-              <w:rPr>
-                <w:color w:val="595959" w:themeColor="text1" w:themeTint="A6"/>
-                <w:szCs w:val="18"/>
-              </w:rPr>
-            </w:pPr>
-            <w:r>
-              <w:rPr>
-                <w:rFonts w:hint="eastAsia"/>
-                <w:color w:val="595959" w:themeColor="text1" w:themeTint="A6"/>
-                <w:szCs w:val="18"/>
-              </w:rPr>
-              <w:t>수상</w:t>
-            </w:r>
-            <w:r>
-              <w:rPr>
-                <w:rFonts w:hint="eastAsia"/>
-                <w:color w:val="595959" w:themeColor="text1" w:themeTint="A6"/>
-                <w:szCs w:val="18"/>
-              </w:rPr>
-              <w:t xml:space="preserve">1 </w:t>
-            </w:r>
-            <w:r>
-              <w:rPr>
-                <w:rFonts w:hint="eastAsia"/>
-                <w:color w:val="595959" w:themeColor="text1" w:themeTint="A6"/>
-                <w:szCs w:val="18"/>
-              </w:rPr>
-              <w:t>상세</w:t>
+              <w:t>수상1 상세</w:t>
             </w:r>
           </w:p>
         </w:tc>
@@ -872,12 +741,13 @@
           <w:p>
             <w:pPr>
               <w:rPr>
-                <w:szCs w:val="18"/>
-              </w:rPr>
-            </w:pPr>
-            <w:r>
-              <w:rPr>
-                <w:rFonts w:hint="eastAsia"/>
+                <w:rFonts w:ascii="나눔고딕" w:hAnsi="나눔고딕"/>
+                <w:szCs w:val="18"/>
+              </w:rPr>
+            </w:pPr>
+            <w:r>
+              <w:rPr>
+                <w:rFonts w:ascii="나눔고딕" w:hAnsi="나눔고딕" w:hint="eastAsia"/>
                 <w:szCs w:val="18"/>
               </w:rPr>
               <w:t>0000. 0.</w:t>
@@ -886,6 +756,7 @@
           <w:p>
             <w:pPr>
               <w:rPr>
+                <w:rFonts w:ascii="나눔고딕" w:hAnsi="나눔고딕"/>
                 <w:szCs w:val="18"/>
               </w:rPr>
             </w:pPr>
@@ -937,27 +808,21 @@
           <w:p>
             <w:pPr>
               <w:rPr>
-                <w:szCs w:val="18"/>
-              </w:rPr>
-            </w:pPr>
-            <w:r>
-              <w:rPr>
-                <w:rFonts w:hint="eastAsia"/>
-                <w:szCs w:val="18"/>
-              </w:rPr>
-              <w:t>장학</w:t>
-            </w:r>
-            <w:r>
-              <w:rPr>
-                <w:rFonts w:hint="eastAsia"/>
-                <w:szCs w:val="18"/>
-              </w:rPr>
-              <w:t xml:space="preserve">1 </w:t>
+                <w:rFonts w:ascii="나눔고딕" w:hAnsi="나눔고딕"/>
+                <w:szCs w:val="18"/>
+              </w:rPr>
+            </w:pPr>
+            <w:r>
+              <w:rPr>
+                <w:rFonts w:ascii="나눔고딕" w:hAnsi="나눔고딕" w:hint="eastAsia"/>
+                <w:szCs w:val="18"/>
+              </w:rPr>
+              <w:t xml:space="preserve">장학1 </w:t>
             </w:r>
             <w:proofErr w:type="spellStart"/>
             <w:r>
               <w:rPr>
-                <w:rFonts w:hint="eastAsia"/>
+                <w:rFonts w:ascii="나눔고딕" w:hAnsi="나눔고딕" w:hint="eastAsia"/>
                 <w:szCs w:val="18"/>
               </w:rPr>
               <w:t>장학명</w:t>
@@ -972,25 +837,27 @@
           <w:p>
             <w:pPr>
               <w:rPr>
-                <w:szCs w:val="18"/>
-              </w:rPr>
-            </w:pPr>
-            <w:r>
-              <w:rPr>
-                <w:rFonts w:hint="eastAsia"/>
+                <w:rFonts w:ascii="나눔고딕" w:hAnsi="나눔고딕"/>
+                <w:szCs w:val="18"/>
+              </w:rPr>
+            </w:pPr>
+            <w:r>
+              <w:rPr>
+                <w:rFonts w:ascii="나눔고딕" w:hAnsi="나눔고딕" w:hint="eastAsia"/>
                 <w:szCs w:val="18"/>
               </w:rPr>
               <w:t xml:space="preserve">0000. 0. </w:t>
             </w:r>
             <w:r>
               <w:rPr>
+                <w:rFonts w:ascii="나눔고딕" w:hAnsi="나눔고딕"/>
                 <w:szCs w:val="18"/>
               </w:rPr>
               <w:t>–</w:t>
             </w:r>
             <w:r>
               <w:rPr>
-                <w:rFonts w:hint="eastAsia"/>
+                <w:rFonts w:ascii="나눔고딕" w:hAnsi="나눔고딕" w:hint="eastAsia"/>
                 <w:szCs w:val="18"/>
               </w:rPr>
               <w:t xml:space="preserve"> 0000. 0. </w:t>
@@ -1006,27 +873,21 @@
           <w:p>
             <w:pPr>
               <w:rPr>
-                <w:szCs w:val="18"/>
-              </w:rPr>
-            </w:pPr>
-            <w:r>
-              <w:rPr>
-                <w:rFonts w:hint="eastAsia"/>
-                <w:szCs w:val="18"/>
-              </w:rPr>
-              <w:t>장학</w:t>
-            </w:r>
-            <w:r>
-              <w:rPr>
-                <w:rFonts w:hint="eastAsia"/>
-                <w:szCs w:val="18"/>
-              </w:rPr>
-              <w:t xml:space="preserve">2 </w:t>
+                <w:rFonts w:ascii="나눔고딕" w:hAnsi="나눔고딕"/>
+                <w:szCs w:val="18"/>
+              </w:rPr>
+            </w:pPr>
+            <w:r>
+              <w:rPr>
+                <w:rFonts w:ascii="나눔고딕" w:hAnsi="나눔고딕" w:hint="eastAsia"/>
+                <w:szCs w:val="18"/>
+              </w:rPr>
+              <w:t xml:space="preserve">장학2 </w:t>
             </w:r>
             <w:proofErr w:type="spellStart"/>
             <w:r>
               <w:rPr>
-                <w:rFonts w:hint="eastAsia"/>
+                <w:rFonts w:ascii="나눔고딕" w:hAnsi="나눔고딕" w:hint="eastAsia"/>
                 <w:szCs w:val="18"/>
               </w:rPr>
               <w:t>장학명</w:t>
@@ -1041,12 +902,13 @@
           <w:p>
             <w:pPr>
               <w:rPr>
-                <w:szCs w:val="18"/>
-              </w:rPr>
-            </w:pPr>
-            <w:r>
-              <w:rPr>
-                <w:rFonts w:hint="eastAsia"/>
+                <w:rFonts w:ascii="나눔고딕" w:hAnsi="나눔고딕"/>
+                <w:szCs w:val="18"/>
+              </w:rPr>
+            </w:pPr>
+            <w:r>
+              <w:rPr>
+                <w:rFonts w:ascii="나눔고딕" w:hAnsi="나눔고딕" w:hint="eastAsia"/>
                 <w:szCs w:val="18"/>
               </w:rPr>
               <w:t>0000. 0.</w:t>
@@ -1571,7 +1433,7 @@
       <w:spacing w:line="288" w:lineRule="auto"/>
     </w:pPr>
     <w:rPr>
-      <w:rFonts w:eastAsia="NanumGothic"/>
+      <w:rFonts w:eastAsia="나눔고딕"/>
       <w:sz w:val="18"/>
     </w:rPr>
   </w:style>
